--- a/soporte documental/05 Diccionario de Datos.docx
+++ b/soporte documental/05 Diccionario de Datos.docx
@@ -4566,7 +4566,7 @@
           <w:color w:val="222A25"/>
           <w:sz w:val="21"/>
         </w:rPr>
-        <w:t xml:space="preserve">Un archivo por periodo con polígonos individuales de deforestación de ≥1 ha (parches). Existen 12 archivos: </w:t>
+        <w:t xml:space="preserve">Un archivo por periodo con polígonos individuales de deforestación (parches, incluidos los de menos de 1 ha). Existen 12 archivos: </w:t>
       </w:r>
       <w:r>
         <w:rPr>
@@ -5107,7 +5107,7 @@
           <w:color w:val="222A25"/>
           <w:sz w:val="21"/>
         </w:rPr>
-        <w:t>) está implícito en el nombre del archivo; los parches por debajo de 1 ha y los ubicados fuera de la jurisdicción se descartan en el ETL.</w:t>
+        <w:t>) está implícito en el nombre del archivo; los parches por debajo de 0,09 ha (ruido sub-píxel) y los ubicados fuera de la jurisdicción se descartan en el ETL.</w:t>
       </w:r>
     </w:p>
     <w:p>

--- a/soporte documental/05 Diccionario de Datos.docx
+++ b/soporte documental/05 Diccionario de Datos.docx
@@ -660,7 +660,7 @@
               <w:rPr>
                 <w:sz w:val="19"/>
               </w:rPr>
-              <w:t>Subregión de la jurisdicción a la que pertenece el municipio</w:t>
+              <w:t>Territorial de la jurisdicción a la que pertenece el municipio</w:t>
             </w:r>
           </w:p>
         </w:tc>
@@ -4106,7 +4106,7 @@
               <w:rPr>
                 <w:sz w:val="19"/>
               </w:rPr>
-              <w:t>Subregión (§7)</w:t>
+              <w:t>Territorial (§7)</w:t>
             </w:r>
           </w:p>
         </w:tc>
@@ -4332,7 +4332,7 @@
           <w:color w:val="222A25"/>
           <w:sz w:val="21"/>
         </w:rPr>
-        <w:t>Polígonos de las 5 subregiones (disolución de municipios).</w:t>
+        <w:t>Polígonos de las 5 territoriales (disolución de municipios).</w:t>
       </w:r>
     </w:p>
     <w:tbl>
@@ -4516,7 +4516,7 @@
               <w:rPr>
                 <w:sz w:val="19"/>
               </w:rPr>
-              <w:t>Nombre de la subregión</w:t>
+              <w:t>Nombre de la territorial</w:t>
             </w:r>
           </w:p>
         </w:tc>
@@ -7754,7 +7754,7 @@
           <w:color w:val="0B3D25"/>
           <w:sz w:val="27"/>
         </w:rPr>
-        <w:t>7. Subregiones</w:t>
+        <w:t>7. Territoriales</w:t>
       </w:r>
     </w:p>
     <w:p>
@@ -7766,7 +7766,7 @@
           <w:color w:val="222A25"/>
           <w:sz w:val="21"/>
         </w:rPr>
-        <w:t>Las cinco subregiones en que se agrupan los 19 municipios de la jurisdicción.</w:t>
+        <w:t>Las cinco territoriales en que se agrupan los 19 municipios de la jurisdicción.</w:t>
       </w:r>
     </w:p>
     <w:tbl>
@@ -7803,7 +7803,7 @@
                 <w:color w:val="FFFFFF"/>
                 <w:sz w:val="19"/>
               </w:rPr>
-              <w:t>Subregión</w:t>
+              <w:t>Territorial</w:t>
             </w:r>
           </w:p>
         </w:tc>
@@ -8183,7 +8183,7 @@
                 <w:color w:val="FFFFFF"/>
                 <w:sz w:val="19"/>
               </w:rPr>
-              <w:t>Subregión</w:t>
+              <w:t>Territorial</w:t>
             </w:r>
           </w:p>
         </w:tc>
@@ -20859,7 +20859,7 @@
               <w:rPr>
                 <w:sz w:val="19"/>
               </w:rPr>
-              <w:t>Subregión</w:t>
+              <w:t>Territorial</w:t>
             </w:r>
           </w:p>
         </w:tc>
